--- a/output/tables/07.Tables_Aim1_Models.docx
+++ b/output/tables/07.Tables_Aim1_Models.docx
@@ -10842,7 +10842,7 @@
         <w:gridCol w:w="1288"/>
         <w:gridCol w:w="1080"/>
         <w:gridCol w:w="1234"/>
-        <w:gridCol w:w="1301"/>
+        <w:gridCol w:w="1365"/>
       </w:tblGrid>
       <w:tr>
         <w:trPr>
@@ -11347,7 +11347,7 @@
                 <w:szCs w:val="20"/>
                 <w:color w:val="FFFFFF"/>
               </w:rPr>
-              <w:t xml:space="preserve">pₐₑⱪ (BH)</w:t>
+              <w:t xml:space="preserve">p (F-test)</w:t>
             </w:r>
           </w:p>
         </w:tc>
@@ -12237,7 +12237,7 @@
                 <w:szCs w:val="19"/>
                 <w:color w:val="1E8449"/>
               </w:rPr>
-              <w:t xml:space="preserve">0.038</w:t>
+              <w:t xml:space="preserve">0.007</w:t>
             </w:r>
           </w:p>
         </w:tc>
@@ -12682,7 +12682,7 @@
                 <w:szCs w:val="19"/>
                 <w:color w:val="1E8449"/>
               </w:rPr>
-              <w:t xml:space="preserve">0.038</w:t>
+              <w:t xml:space="preserve">0.007</w:t>
             </w:r>
           </w:p>
         </w:tc>
@@ -13127,7 +13127,7 @@
                 <w:szCs w:val="19"/>
                 <w:color w:val="1E8449"/>
               </w:rPr>
-              <w:t xml:space="preserve">0.038</w:t>
+              <w:t xml:space="preserve">0.005</w:t>
             </w:r>
           </w:p>
         </w:tc>
@@ -13572,7 +13572,7 @@
                 <w:szCs w:val="19"/>
                 <w:color w:val="1E8449"/>
               </w:rPr>
-              <w:t xml:space="preserve">0.038</w:t>
+              <w:t xml:space="preserve">0.007</w:t>
             </w:r>
           </w:p>
         </w:tc>
@@ -13589,7 +13589,7 @@
               <w:left w:val="single" w:sz="12" w:space="0" w:color="1A3A5C"/>
               <w:right w:val="none" w:sz="0" w:space="0" w:color="000000"/>
             </w:tcBorders>
-            <w:shd w:val="clear" w:color="auto" w:fill="F9F9F9"/>
+            <w:shd w:val="clear" w:color="auto" w:fill="D5F5E3"/>
             <w:tcMar>
               <w:top w:w="0" w:type="dxa"/>
               <w:bottom w:w="0" w:type="dxa"/>
@@ -13644,7 +13644,7 @@
               <w:left w:val="none" w:sz="0" w:space="0" w:color="000000"/>
               <w:right w:val="none" w:sz="0" w:space="0" w:color="000000"/>
             </w:tcBorders>
-            <w:shd w:val="clear" w:color="auto" w:fill="F9F9F9"/>
+            <w:shd w:val="clear" w:color="auto" w:fill="D5F5E3"/>
             <w:tcMar>
               <w:top w:w="0" w:type="dxa"/>
               <w:bottom w:w="0" w:type="dxa"/>
@@ -13699,7 +13699,7 @@
               <w:left w:val="none" w:sz="0" w:space="0" w:color="000000"/>
               <w:right w:val="none" w:sz="0" w:space="0" w:color="000000"/>
             </w:tcBorders>
-            <w:shd w:val="clear" w:color="auto" w:fill="F9F9F9"/>
+            <w:shd w:val="clear" w:color="auto" w:fill="D5F5E3"/>
             <w:tcMar>
               <w:top w:w="0" w:type="dxa"/>
               <w:bottom w:w="0" w:type="dxa"/>
@@ -13754,7 +13754,7 @@
               <w:left w:val="none" w:sz="0" w:space="0" w:color="000000"/>
               <w:right w:val="none" w:sz="0" w:space="0" w:color="000000"/>
             </w:tcBorders>
-            <w:shd w:val="clear" w:color="auto" w:fill="F9F9F9"/>
+            <w:shd w:val="clear" w:color="auto" w:fill="D5F5E3"/>
             <w:tcMar>
               <w:top w:w="0" w:type="dxa"/>
               <w:bottom w:w="0" w:type="dxa"/>
@@ -13809,7 +13809,7 @@
               <w:left w:val="none" w:sz="0" w:space="0" w:color="000000"/>
               <w:right w:val="none" w:sz="0" w:space="0" w:color="000000"/>
             </w:tcBorders>
-            <w:shd w:val="clear" w:color="auto" w:fill="F9F9F9"/>
+            <w:shd w:val="clear" w:color="auto" w:fill="D5F5E3"/>
             <w:tcMar>
               <w:top w:w="0" w:type="dxa"/>
               <w:bottom w:w="0" w:type="dxa"/>
@@ -13864,7 +13864,7 @@
               <w:left w:val="none" w:sz="0" w:space="0" w:color="000000"/>
               <w:right w:val="none" w:sz="0" w:space="0" w:color="000000"/>
             </w:tcBorders>
-            <w:shd w:val="clear" w:color="auto" w:fill="F9F9F9"/>
+            <w:shd w:val="clear" w:color="auto" w:fill="D5F5E3"/>
             <w:tcMar>
               <w:top w:w="0" w:type="dxa"/>
               <w:bottom w:w="0" w:type="dxa"/>
@@ -13919,7 +13919,7 @@
               <w:left w:val="none" w:sz="0" w:space="0" w:color="000000"/>
               <w:right w:val="none" w:sz="0" w:space="0" w:color="000000"/>
             </w:tcBorders>
-            <w:shd w:val="clear" w:color="auto" w:fill="F9F9F9"/>
+            <w:shd w:val="clear" w:color="auto" w:fill="D5F5E3"/>
             <w:tcMar>
               <w:top w:w="0" w:type="dxa"/>
               <w:bottom w:w="0" w:type="dxa"/>
@@ -13974,7 +13974,7 @@
               <w:left w:val="none" w:sz="0" w:space="0" w:color="000000"/>
               <w:right w:val="single" w:sz="12" w:space="0" w:color="1A3A5C"/>
             </w:tcBorders>
-            <w:shd w:val="clear" w:color="auto" w:fill="F9F9F9"/>
+            <w:shd w:val="clear" w:color="auto" w:fill="D5F5E3"/>
             <w:tcMar>
               <w:top w:w="0" w:type="dxa"/>
               <w:bottom w:w="0" w:type="dxa"/>
@@ -13998,26 +13998,26 @@
               <w:rPr>
                 <w:rFonts w:ascii="Calibri" w:hAnsi="Calibri" w:eastAsia="Calibri" w:cs="Calibri"/>
                 <w:i w:val="false"/>
-                <w:b w:val="false"/>
-                <w:u w:val="none"/>
-                <w:strike w:val="false"/>
-                <w:sz w:val="19"/>
-                <w:szCs w:val="19"/>
-                <w:color w:val="8C8C8C"/>
-              </w:rPr>
-            </w:pPr>
-            <w:r>
-              <w:rPr>
-                <w:rFonts w:ascii="Calibri" w:hAnsi="Calibri" w:eastAsia="Calibri" w:cs="Calibri"/>
-                <w:i w:val="false"/>
-                <w:b w:val="false"/>
-                <w:u w:val="none"/>
-                <w:strike w:val="false"/>
-                <w:sz w:val="19"/>
-                <w:szCs w:val="19"/>
-                <w:color w:val="8C8C8C"/>
-              </w:rPr>
-              <w:t xml:space="preserve">0.124</w:t>
+                <w:b w:val="true"/>
+                <w:u w:val="none"/>
+                <w:strike w:val="false"/>
+                <w:sz w:val="19"/>
+                <w:szCs w:val="19"/>
+                <w:color w:val="1E8449"/>
+              </w:rPr>
+            </w:pPr>
+            <w:r>
+              <w:rPr>
+                <w:rFonts w:ascii="Calibri" w:hAnsi="Calibri" w:eastAsia="Calibri" w:cs="Calibri"/>
+                <w:i w:val="false"/>
+                <w:b w:val="true"/>
+                <w:u w:val="none"/>
+                <w:strike w:val="false"/>
+                <w:sz w:val="19"/>
+                <w:szCs w:val="19"/>
+                <w:color w:val="1E8449"/>
+              </w:rPr>
+              <w:t xml:space="preserve">0.048</w:t>
             </w:r>
           </w:p>
         </w:tc>
@@ -15352,7 +15352,7 @@
                 <w:szCs w:val="19"/>
                 <w:color w:val="8C8C8C"/>
               </w:rPr>
-              <w:t xml:space="preserve">0.156</w:t>
+              <w:t xml:space="preserve">0.078</w:t>
             </w:r>
           </w:p>
         </w:tc>
@@ -15797,7 +15797,7 @@
                 <w:szCs w:val="19"/>
                 <w:color w:val="8C8C8C"/>
               </w:rPr>
-              <w:t xml:space="preserve">0.265</w:t>
+              <w:t xml:space="preserve">0.143</w:t>
             </w:r>
           </w:p>
         </w:tc>
@@ -16242,7 +16242,7 @@
                 <w:szCs w:val="19"/>
                 <w:color w:val="8C8C8C"/>
               </w:rPr>
-              <w:t xml:space="preserve">0.558</w:t>
+              <w:t xml:space="preserve">0.386</w:t>
             </w:r>
           </w:p>
         </w:tc>
@@ -16687,7 +16687,7 @@
                 <w:szCs w:val="19"/>
                 <w:color w:val="8C8C8C"/>
               </w:rPr>
-              <w:t xml:space="preserve">0.637</w:t>
+              <w:t xml:space="preserve">0.469</w:t>
             </w:r>
           </w:p>
         </w:tc>
@@ -17132,7 +17132,7 @@
                 <w:szCs w:val="19"/>
                 <w:color w:val="8C8C8C"/>
               </w:rPr>
-              <w:t xml:space="preserve">0.755</w:t>
+              <w:t xml:space="preserve">0.645</w:t>
             </w:r>
           </w:p>
         </w:tc>
@@ -17577,7 +17577,7 @@
                 <w:szCs w:val="19"/>
                 <w:color w:val="8C8C8C"/>
               </w:rPr>
-              <w:t xml:space="preserve">0.755</w:t>
+              <w:t xml:space="preserve">0.645</w:t>
             </w:r>
           </w:p>
         </w:tc>
@@ -18022,7 +18022,7 @@
                 <w:szCs w:val="19"/>
                 <w:color w:val="8C8C8C"/>
               </w:rPr>
-              <w:t xml:space="preserve">0.355</w:t>
+              <w:t xml:space="preserve">0.232</w:t>
             </w:r>
           </w:p>
         </w:tc>
@@ -18467,7 +18467,7 @@
                 <w:szCs w:val="19"/>
                 <w:color w:val="8C8C8C"/>
               </w:rPr>
-              <w:t xml:space="preserve">0.713</w:t>
+              <w:t xml:space="preserve">0.576</w:t>
             </w:r>
           </w:p>
         </w:tc>
@@ -19357,7 +19357,7 @@
                 <w:szCs w:val="19"/>
                 <w:color w:val="8C8C8C"/>
               </w:rPr>
-              <w:t xml:space="preserve">0.755</w:t>
+              <w:t xml:space="preserve">0.668</w:t>
             </w:r>
           </w:p>
         </w:tc>
@@ -19802,7 +19802,7 @@
                 <w:szCs w:val="19"/>
                 <w:color w:val="8C8C8C"/>
               </w:rPr>
-              <w:t xml:space="preserve">0.755</w:t>
+              <w:t xml:space="preserve">0.668</w:t>
             </w:r>
           </w:p>
         </w:tc>
@@ -20247,7 +20247,7 @@
                 <w:szCs w:val="19"/>
                 <w:color w:val="8C8C8C"/>
               </w:rPr>
-              <w:t xml:space="preserve">0.879</w:t>
+              <w:t xml:space="preserve">0.845</w:t>
             </w:r>
           </w:p>
         </w:tc>
@@ -20308,7 +20308,7 @@
                 <w:szCs w:val="16"/>
                 <w:color w:val="666666"/>
               </w:rPr>
-              <w:t xml:space="preserve">β = unstandardised regression coefficient; 95% CI = confidence interval. Adj. R² = adjusted R-squared; Δ Adj. R² = change over core-covariate-only model. pₐₑⱪ (BH) = F-test p-value adjusted by Benjamini-Hochberg across all PSS models. Green rows: BH-adjusted p &lt; 0.05. Bold blue: unadjusted p &lt; 0.05. Core covariates: age, SES composite, household size, chronic disease.</w:t>
+              <w:t xml:space="preserve">β = unstandardised regression coefficient; 95% CI = confidence interval. Adj. R² = adjusted R-squared; Δ Adj. R² = change over core-covariate-only model. p (F-test) = F-test p-value for the focal predictor. Green rows: p &lt; 0.05. Bold blue: coefficient-level p &lt; 0.05. Core covariates: age, SES composite, household size, chronic disease.</w:t>
             </w:r>
           </w:p>
         </w:tc>
@@ -20350,7 +20350,7 @@
         <w:gridCol w:w="1288"/>
         <w:gridCol w:w="1080"/>
         <w:gridCol w:w="1234"/>
-        <w:gridCol w:w="1301"/>
+        <w:gridCol w:w="1365"/>
       </w:tblGrid>
       <w:tr>
         <w:trPr>
@@ -20855,7 +20855,7 @@
                 <w:szCs w:val="20"/>
                 <w:color w:val="FFFFFF"/>
               </w:rPr>
-              <w:t xml:space="preserve">pₐₑⱪ (BH)</w:t>
+              <w:t xml:space="preserve">p (F-test)</w:t>
             </w:r>
           </w:p>
         </w:tc>
@@ -21300,7 +21300,7 @@
                 <w:szCs w:val="19"/>
                 <w:color w:val="8C8C8C"/>
               </w:rPr>
-              <w:t xml:space="preserve">0.795</w:t>
+              <w:t xml:space="preserve">0.734</w:t>
             </w:r>
           </w:p>
         </w:tc>
@@ -21745,7 +21745,7 @@
                 <w:szCs w:val="19"/>
                 <w:color w:val="8C8C8C"/>
               </w:rPr>
-              <w:t xml:space="preserve">0.637</w:t>
+              <w:t xml:space="preserve">0.490</w:t>
             </w:r>
           </w:p>
         </w:tc>
@@ -22190,7 +22190,7 @@
                 <w:szCs w:val="19"/>
                 <w:color w:val="8C8C8C"/>
               </w:rPr>
-              <w:t xml:space="preserve">0.320</w:t>
+              <w:t xml:space="preserve">0.197</w:t>
             </w:r>
           </w:p>
         </w:tc>
@@ -22635,7 +22635,7 @@
                 <w:szCs w:val="19"/>
                 <w:color w:val="8C8C8C"/>
               </w:rPr>
-              <w:t xml:space="preserve">0.271</w:t>
+              <w:t xml:space="preserve">0.157</w:t>
             </w:r>
           </w:p>
         </w:tc>
@@ -22652,7 +22652,7 @@
               <w:left w:val="single" w:sz="12" w:space="0" w:color="1A3A5C"/>
               <w:right w:val="none" w:sz="0" w:space="0" w:color="000000"/>
             </w:tcBorders>
-            <w:shd w:val="clear" w:color="auto" w:fill="F9F9F9"/>
+            <w:shd w:val="clear" w:color="auto" w:fill="D5F5E3"/>
             <w:tcMar>
               <w:top w:w="0" w:type="dxa"/>
               <w:bottom w:w="0" w:type="dxa"/>
@@ -22707,7 +22707,7 @@
               <w:left w:val="none" w:sz="0" w:space="0" w:color="000000"/>
               <w:right w:val="none" w:sz="0" w:space="0" w:color="000000"/>
             </w:tcBorders>
-            <w:shd w:val="clear" w:color="auto" w:fill="F9F9F9"/>
+            <w:shd w:val="clear" w:color="auto" w:fill="D5F5E3"/>
             <w:tcMar>
               <w:top w:w="0" w:type="dxa"/>
               <w:bottom w:w="0" w:type="dxa"/>
@@ -22762,7 +22762,7 @@
               <w:left w:val="none" w:sz="0" w:space="0" w:color="000000"/>
               <w:right w:val="none" w:sz="0" w:space="0" w:color="000000"/>
             </w:tcBorders>
-            <w:shd w:val="clear" w:color="auto" w:fill="F9F9F9"/>
+            <w:shd w:val="clear" w:color="auto" w:fill="D5F5E3"/>
             <w:tcMar>
               <w:top w:w="0" w:type="dxa"/>
               <w:bottom w:w="0" w:type="dxa"/>
@@ -22817,7 +22817,7 @@
               <w:left w:val="none" w:sz="0" w:space="0" w:color="000000"/>
               <w:right w:val="none" w:sz="0" w:space="0" w:color="000000"/>
             </w:tcBorders>
-            <w:shd w:val="clear" w:color="auto" w:fill="F9F9F9"/>
+            <w:shd w:val="clear" w:color="auto" w:fill="D5F5E3"/>
             <w:tcMar>
               <w:top w:w="0" w:type="dxa"/>
               <w:bottom w:w="0" w:type="dxa"/>
@@ -22872,7 +22872,7 @@
               <w:left w:val="none" w:sz="0" w:space="0" w:color="000000"/>
               <w:right w:val="none" w:sz="0" w:space="0" w:color="000000"/>
             </w:tcBorders>
-            <w:shd w:val="clear" w:color="auto" w:fill="F9F9F9"/>
+            <w:shd w:val="clear" w:color="auto" w:fill="D5F5E3"/>
             <w:tcMar>
               <w:top w:w="0" w:type="dxa"/>
               <w:bottom w:w="0" w:type="dxa"/>
@@ -22927,7 +22927,7 @@
               <w:left w:val="none" w:sz="0" w:space="0" w:color="000000"/>
               <w:right w:val="none" w:sz="0" w:space="0" w:color="000000"/>
             </w:tcBorders>
-            <w:shd w:val="clear" w:color="auto" w:fill="F9F9F9"/>
+            <w:shd w:val="clear" w:color="auto" w:fill="D5F5E3"/>
             <w:tcMar>
               <w:top w:w="0" w:type="dxa"/>
               <w:bottom w:w="0" w:type="dxa"/>
@@ -22982,7 +22982,7 @@
               <w:left w:val="none" w:sz="0" w:space="0" w:color="000000"/>
               <w:right w:val="none" w:sz="0" w:space="0" w:color="000000"/>
             </w:tcBorders>
-            <w:shd w:val="clear" w:color="auto" w:fill="F9F9F9"/>
+            <w:shd w:val="clear" w:color="auto" w:fill="D5F5E3"/>
             <w:tcMar>
               <w:top w:w="0" w:type="dxa"/>
               <w:bottom w:w="0" w:type="dxa"/>
@@ -23037,7 +23037,7 @@
               <w:left w:val="none" w:sz="0" w:space="0" w:color="000000"/>
               <w:right w:val="single" w:sz="12" w:space="0" w:color="1A3A5C"/>
             </w:tcBorders>
-            <w:shd w:val="clear" w:color="auto" w:fill="F9F9F9"/>
+            <w:shd w:val="clear" w:color="auto" w:fill="D5F5E3"/>
             <w:tcMar>
               <w:top w:w="0" w:type="dxa"/>
               <w:bottom w:w="0" w:type="dxa"/>
@@ -23061,26 +23061,26 @@
               <w:rPr>
                 <w:rFonts w:ascii="Calibri" w:hAnsi="Calibri" w:eastAsia="Calibri" w:cs="Calibri"/>
                 <w:i w:val="false"/>
-                <w:b w:val="false"/>
-                <w:u w:val="none"/>
-                <w:strike w:val="false"/>
-                <w:sz w:val="19"/>
-                <w:szCs w:val="19"/>
-                <w:color w:val="8C8C8C"/>
-              </w:rPr>
-            </w:pPr>
-            <w:r>
-              <w:rPr>
-                <w:rFonts w:ascii="Calibri" w:hAnsi="Calibri" w:eastAsia="Calibri" w:cs="Calibri"/>
-                <w:i w:val="false"/>
-                <w:b w:val="false"/>
-                <w:u w:val="none"/>
-                <w:strike w:val="false"/>
-                <w:sz w:val="19"/>
-                <w:szCs w:val="19"/>
-                <w:color w:val="8C8C8C"/>
-              </w:rPr>
-              <w:t xml:space="preserve">0.062</w:t>
+                <w:b w:val="true"/>
+                <w:u w:val="none"/>
+                <w:strike w:val="false"/>
+                <w:sz w:val="19"/>
+                <w:szCs w:val="19"/>
+                <w:color w:val="1E8449"/>
+              </w:rPr>
+            </w:pPr>
+            <w:r>
+              <w:rPr>
+                <w:rFonts w:ascii="Calibri" w:hAnsi="Calibri" w:eastAsia="Calibri" w:cs="Calibri"/>
+                <w:i w:val="false"/>
+                <w:b w:val="true"/>
+                <w:u w:val="none"/>
+                <w:strike w:val="false"/>
+                <w:sz w:val="19"/>
+                <w:szCs w:val="19"/>
+                <w:color w:val="1E8449"/>
+              </w:rPr>
+              <w:t xml:space="preserve">0.019</w:t>
             </w:r>
           </w:p>
         </w:tc>
@@ -23097,7 +23097,7 @@
               <w:left w:val="single" w:sz="12" w:space="0" w:color="1A3A5C"/>
               <w:right w:val="none" w:sz="0" w:space="0" w:color="000000"/>
             </w:tcBorders>
-            <w:shd w:val="clear" w:color="auto" w:fill="F9F9F9"/>
+            <w:shd w:val="clear" w:color="auto" w:fill="D5F5E3"/>
             <w:tcMar>
               <w:top w:w="0" w:type="dxa"/>
               <w:bottom w:w="0" w:type="dxa"/>
@@ -23152,7 +23152,7 @@
               <w:left w:val="none" w:sz="0" w:space="0" w:color="000000"/>
               <w:right w:val="none" w:sz="0" w:space="0" w:color="000000"/>
             </w:tcBorders>
-            <w:shd w:val="clear" w:color="auto" w:fill="F9F9F9"/>
+            <w:shd w:val="clear" w:color="auto" w:fill="D5F5E3"/>
             <w:tcMar>
               <w:top w:w="0" w:type="dxa"/>
               <w:bottom w:w="0" w:type="dxa"/>
@@ -23207,7 +23207,7 @@
               <w:left w:val="none" w:sz="0" w:space="0" w:color="000000"/>
               <w:right w:val="none" w:sz="0" w:space="0" w:color="000000"/>
             </w:tcBorders>
-            <w:shd w:val="clear" w:color="auto" w:fill="F9F9F9"/>
+            <w:shd w:val="clear" w:color="auto" w:fill="D5F5E3"/>
             <w:tcMar>
               <w:top w:w="0" w:type="dxa"/>
               <w:bottom w:w="0" w:type="dxa"/>
@@ -23262,7 +23262,7 @@
               <w:left w:val="none" w:sz="0" w:space="0" w:color="000000"/>
               <w:right w:val="none" w:sz="0" w:space="0" w:color="000000"/>
             </w:tcBorders>
-            <w:shd w:val="clear" w:color="auto" w:fill="F9F9F9"/>
+            <w:shd w:val="clear" w:color="auto" w:fill="D5F5E3"/>
             <w:tcMar>
               <w:top w:w="0" w:type="dxa"/>
               <w:bottom w:w="0" w:type="dxa"/>
@@ -23317,7 +23317,7 @@
               <w:left w:val="none" w:sz="0" w:space="0" w:color="000000"/>
               <w:right w:val="none" w:sz="0" w:space="0" w:color="000000"/>
             </w:tcBorders>
-            <w:shd w:val="clear" w:color="auto" w:fill="F9F9F9"/>
+            <w:shd w:val="clear" w:color="auto" w:fill="D5F5E3"/>
             <w:tcMar>
               <w:top w:w="0" w:type="dxa"/>
               <w:bottom w:w="0" w:type="dxa"/>
@@ -23372,7 +23372,7 @@
               <w:left w:val="none" w:sz="0" w:space="0" w:color="000000"/>
               <w:right w:val="none" w:sz="0" w:space="0" w:color="000000"/>
             </w:tcBorders>
-            <w:shd w:val="clear" w:color="auto" w:fill="F9F9F9"/>
+            <w:shd w:val="clear" w:color="auto" w:fill="D5F5E3"/>
             <w:tcMar>
               <w:top w:w="0" w:type="dxa"/>
               <w:bottom w:w="0" w:type="dxa"/>
@@ -23427,7 +23427,7 @@
               <w:left w:val="none" w:sz="0" w:space="0" w:color="000000"/>
               <w:right w:val="none" w:sz="0" w:space="0" w:color="000000"/>
             </w:tcBorders>
-            <w:shd w:val="clear" w:color="auto" w:fill="F9F9F9"/>
+            <w:shd w:val="clear" w:color="auto" w:fill="D5F5E3"/>
             <w:tcMar>
               <w:top w:w="0" w:type="dxa"/>
               <w:bottom w:w="0" w:type="dxa"/>
@@ -23482,7 +23482,7 @@
               <w:left w:val="none" w:sz="0" w:space="0" w:color="000000"/>
               <w:right w:val="single" w:sz="12" w:space="0" w:color="1A3A5C"/>
             </w:tcBorders>
-            <w:shd w:val="clear" w:color="auto" w:fill="F9F9F9"/>
+            <w:shd w:val="clear" w:color="auto" w:fill="D5F5E3"/>
             <w:tcMar>
               <w:top w:w="0" w:type="dxa"/>
               <w:bottom w:w="0" w:type="dxa"/>
@@ -23506,26 +23506,26 @@
               <w:rPr>
                 <w:rFonts w:ascii="Calibri" w:hAnsi="Calibri" w:eastAsia="Calibri" w:cs="Calibri"/>
                 <w:i w:val="false"/>
-                <w:b w:val="false"/>
-                <w:u w:val="none"/>
-                <w:strike w:val="false"/>
-                <w:sz w:val="19"/>
-                <w:szCs w:val="19"/>
-                <w:color w:val="8C8C8C"/>
-              </w:rPr>
-            </w:pPr>
-            <w:r>
-              <w:rPr>
-                <w:rFonts w:ascii="Calibri" w:hAnsi="Calibri" w:eastAsia="Calibri" w:cs="Calibri"/>
-                <w:i w:val="false"/>
-                <w:b w:val="false"/>
-                <w:u w:val="none"/>
-                <w:strike w:val="false"/>
-                <w:sz w:val="19"/>
-                <w:szCs w:val="19"/>
-                <w:color w:val="8C8C8C"/>
-              </w:rPr>
-              <w:t xml:space="preserve">0.066</w:t>
+                <w:b w:val="true"/>
+                <w:u w:val="none"/>
+                <w:strike w:val="false"/>
+                <w:sz w:val="19"/>
+                <w:szCs w:val="19"/>
+                <w:color w:val="1E8449"/>
+              </w:rPr>
+            </w:pPr>
+            <w:r>
+              <w:rPr>
+                <w:rFonts w:ascii="Calibri" w:hAnsi="Calibri" w:eastAsia="Calibri" w:cs="Calibri"/>
+                <w:i w:val="false"/>
+                <w:b w:val="true"/>
+                <w:u w:val="none"/>
+                <w:strike w:val="false"/>
+                <w:sz w:val="19"/>
+                <w:szCs w:val="19"/>
+                <w:color w:val="1E8449"/>
+              </w:rPr>
+              <w:t xml:space="preserve">0.023</w:t>
             </w:r>
           </w:p>
         </w:tc>
@@ -23970,7 +23970,7 @@
                 <w:szCs w:val="19"/>
                 <w:color w:val="8C8C8C"/>
               </w:rPr>
-              <w:t xml:space="preserve">0.151</w:t>
+              <w:t xml:space="preserve">0.070</w:t>
             </w:r>
           </w:p>
         </w:tc>
@@ -23987,7 +23987,7 @@
               <w:left w:val="single" w:sz="12" w:space="0" w:color="1A3A5C"/>
               <w:right w:val="none" w:sz="0" w:space="0" w:color="000000"/>
             </w:tcBorders>
-            <w:shd w:val="clear" w:color="auto" w:fill="F9F9F9"/>
+            <w:shd w:val="clear" w:color="auto" w:fill="D5F5E3"/>
             <w:tcMar>
               <w:top w:w="0" w:type="dxa"/>
               <w:bottom w:w="0" w:type="dxa"/>
@@ -24042,7 +24042,7 @@
               <w:left w:val="none" w:sz="0" w:space="0" w:color="000000"/>
               <w:right w:val="none" w:sz="0" w:space="0" w:color="000000"/>
             </w:tcBorders>
-            <w:shd w:val="clear" w:color="auto" w:fill="F9F9F9"/>
+            <w:shd w:val="clear" w:color="auto" w:fill="D5F5E3"/>
             <w:tcMar>
               <w:top w:w="0" w:type="dxa"/>
               <w:bottom w:w="0" w:type="dxa"/>
@@ -24097,7 +24097,7 @@
               <w:left w:val="none" w:sz="0" w:space="0" w:color="000000"/>
               <w:right w:val="none" w:sz="0" w:space="0" w:color="000000"/>
             </w:tcBorders>
-            <w:shd w:val="clear" w:color="auto" w:fill="F9F9F9"/>
+            <w:shd w:val="clear" w:color="auto" w:fill="D5F5E3"/>
             <w:tcMar>
               <w:top w:w="0" w:type="dxa"/>
               <w:bottom w:w="0" w:type="dxa"/>
@@ -24152,7 +24152,7 @@
               <w:left w:val="none" w:sz="0" w:space="0" w:color="000000"/>
               <w:right w:val="none" w:sz="0" w:space="0" w:color="000000"/>
             </w:tcBorders>
-            <w:shd w:val="clear" w:color="auto" w:fill="F9F9F9"/>
+            <w:shd w:val="clear" w:color="auto" w:fill="D5F5E3"/>
             <w:tcMar>
               <w:top w:w="0" w:type="dxa"/>
               <w:bottom w:w="0" w:type="dxa"/>
@@ -24207,7 +24207,7 @@
               <w:left w:val="none" w:sz="0" w:space="0" w:color="000000"/>
               <w:right w:val="none" w:sz="0" w:space="0" w:color="000000"/>
             </w:tcBorders>
-            <w:shd w:val="clear" w:color="auto" w:fill="F9F9F9"/>
+            <w:shd w:val="clear" w:color="auto" w:fill="D5F5E3"/>
             <w:tcMar>
               <w:top w:w="0" w:type="dxa"/>
               <w:bottom w:w="0" w:type="dxa"/>
@@ -24262,7 +24262,7 @@
               <w:left w:val="none" w:sz="0" w:space="0" w:color="000000"/>
               <w:right w:val="none" w:sz="0" w:space="0" w:color="000000"/>
             </w:tcBorders>
-            <w:shd w:val="clear" w:color="auto" w:fill="F9F9F9"/>
+            <w:shd w:val="clear" w:color="auto" w:fill="D5F5E3"/>
             <w:tcMar>
               <w:top w:w="0" w:type="dxa"/>
               <w:bottom w:w="0" w:type="dxa"/>
@@ -24317,7 +24317,7 @@
               <w:left w:val="none" w:sz="0" w:space="0" w:color="000000"/>
               <w:right w:val="none" w:sz="0" w:space="0" w:color="000000"/>
             </w:tcBorders>
-            <w:shd w:val="clear" w:color="auto" w:fill="F9F9F9"/>
+            <w:shd w:val="clear" w:color="auto" w:fill="D5F5E3"/>
             <w:tcMar>
               <w:top w:w="0" w:type="dxa"/>
               <w:bottom w:w="0" w:type="dxa"/>
@@ -24372,7 +24372,7 @@
               <w:left w:val="none" w:sz="0" w:space="0" w:color="000000"/>
               <w:right w:val="single" w:sz="12" w:space="0" w:color="1A3A5C"/>
             </w:tcBorders>
-            <w:shd w:val="clear" w:color="auto" w:fill="F9F9F9"/>
+            <w:shd w:val="clear" w:color="auto" w:fill="D5F5E3"/>
             <w:tcMar>
               <w:top w:w="0" w:type="dxa"/>
               <w:bottom w:w="0" w:type="dxa"/>
@@ -24396,26 +24396,26 @@
               <w:rPr>
                 <w:rFonts w:ascii="Calibri" w:hAnsi="Calibri" w:eastAsia="Calibri" w:cs="Calibri"/>
                 <w:i w:val="false"/>
-                <w:b w:val="false"/>
-                <w:u w:val="none"/>
-                <w:strike w:val="false"/>
-                <w:sz w:val="19"/>
-                <w:szCs w:val="19"/>
-                <w:color w:val="8C8C8C"/>
-              </w:rPr>
-            </w:pPr>
-            <w:r>
-              <w:rPr>
-                <w:rFonts w:ascii="Calibri" w:hAnsi="Calibri" w:eastAsia="Calibri" w:cs="Calibri"/>
-                <w:i w:val="false"/>
-                <w:b w:val="false"/>
-                <w:u w:val="none"/>
-                <w:strike w:val="false"/>
-                <w:sz w:val="19"/>
-                <w:szCs w:val="19"/>
-                <w:color w:val="8C8C8C"/>
-              </w:rPr>
-              <w:t xml:space="preserve">0.062</w:t>
+                <w:b w:val="true"/>
+                <w:u w:val="none"/>
+                <w:strike w:val="false"/>
+                <w:sz w:val="19"/>
+                <w:szCs w:val="19"/>
+                <w:color w:val="1E8449"/>
+              </w:rPr>
+            </w:pPr>
+            <w:r>
+              <w:rPr>
+                <w:rFonts w:ascii="Calibri" w:hAnsi="Calibri" w:eastAsia="Calibri" w:cs="Calibri"/>
+                <w:i w:val="false"/>
+                <w:b w:val="true"/>
+                <w:u w:val="none"/>
+                <w:strike w:val="false"/>
+                <w:sz w:val="19"/>
+                <w:szCs w:val="19"/>
+                <w:color w:val="1E8449"/>
+              </w:rPr>
+              <w:t xml:space="preserve">0.019</w:t>
             </w:r>
           </w:p>
         </w:tc>
@@ -24860,7 +24860,7 @@
                 <w:szCs w:val="19"/>
                 <w:color w:val="8C8C8C"/>
               </w:rPr>
-              <w:t xml:space="preserve">0.141</w:t>
+              <w:t xml:space="preserve">0.060</w:t>
             </w:r>
           </w:p>
         </w:tc>
@@ -25305,7 +25305,7 @@
                 <w:szCs w:val="19"/>
                 <w:color w:val="1E8449"/>
               </w:rPr>
-              <w:t xml:space="preserve">0.038</w:t>
+              <w:t xml:space="preserve">0.009</w:t>
             </w:r>
           </w:p>
         </w:tc>
@@ -25750,7 +25750,7 @@
                 <w:szCs w:val="19"/>
                 <w:color w:val="1E8449"/>
               </w:rPr>
-              <w:t xml:space="preserve">0.038</w:t>
+              <w:t xml:space="preserve">0.002</w:t>
             </w:r>
           </w:p>
         </w:tc>
@@ -26195,7 +26195,7 @@
                 <w:szCs w:val="19"/>
                 <w:color w:val="1E8449"/>
               </w:rPr>
-              <w:t xml:space="preserve">0.038</w:t>
+              <w:t xml:space="preserve">0.005</w:t>
             </w:r>
           </w:p>
         </w:tc>
@@ -26256,7 +26256,7 @@
                 <w:szCs w:val="16"/>
                 <w:color w:val="666666"/>
               </w:rPr>
-              <w:t xml:space="preserve">Each HWISE item tested in a separate adjusted model. β = unstandardised regression coefficient; 95% CI = confidence interval. Rows sorted by ascending β estimate. pₐₑⱪ (BH) = F-test p-value adjusted by Benjamini-Hochberg across all PSS models. Green rows: BH-adjusted p &lt; 0.05. Bold blue: unadjusted p &lt; 0.05.</w:t>
+              <w:t xml:space="preserve">Each HWISE item tested in a separate adjusted model. β = unstandardised regression coefficient; 95% CI = confidence interval. Rows sorted by ascending β estimate. p (F-test) = F-test p-value for the focal predictor. Green rows: p &lt; 0.05. Bold blue: coefficient-level p &lt; 0.05.</w:t>
             </w:r>
           </w:p>
         </w:tc>
@@ -26298,7 +26298,7 @@
         <w:gridCol w:w="1835"/>
         <w:gridCol w:w="1080"/>
         <w:gridCol w:w="1234"/>
-        <w:gridCol w:w="1301"/>
+        <w:gridCol w:w="1080"/>
       </w:tblGrid>
       <w:tr>
         <w:trPr>
@@ -26803,7 +26803,7 @@
                 <w:szCs w:val="20"/>
                 <w:color w:val="FFFFFF"/>
               </w:rPr>
-              <w:t xml:space="preserve">pₐₑⱪ (BH)</w:t>
+              <w:t xml:space="preserve">p (LRT)</w:t>
             </w:r>
           </w:p>
         </w:tc>
@@ -33923,7 +33923,7 @@
                 <w:szCs w:val="19"/>
                 <w:color w:val="8C8C8C"/>
               </w:rPr>
-              <w:t xml:space="preserve">0.151</w:t>
+              <w:t xml:space="preserve">0.139</w:t>
             </w:r>
           </w:p>
         </w:tc>
@@ -35703,7 +35703,7 @@
                 <w:szCs w:val="19"/>
                 <w:color w:val="1E8449"/>
               </w:rPr>
-              <w:t xml:space="preserve">0.026</w:t>
+              <w:t xml:space="preserve">0.023</w:t>
             </w:r>
           </w:p>
         </w:tc>
@@ -35764,7 +35764,7 @@
                 <w:szCs w:val="16"/>
                 <w:color w:val="666666"/>
               </w:rPr>
-              <w:t xml:space="preserve">OR = odds ratio; 95% CI = confidence interval (logistic regression). McFadden R² = pseudo-R²; Δ McFadden R² = change over core-covariate-only model. pₐₑⱪ (BH) = LRT p-value adjusted by Benjamini-Hochberg across all emotion models. Green rows: BH-adjusted p &lt; 0.05. Bold blue: unadjusted p &lt; 0.05. Core covariates: age, SES composite, household size, PSS total, chronic disease.</w:t>
+              <w:t xml:space="preserve">OR = odds ratio; 95% CI = confidence interval (logistic regression). McFadden R² = pseudo-R²; Δ McFadden R² = change over core-covariate-only model. p (LRT) = likelihood ratio test p-value for the focal predictor. Green rows: p &lt; 0.05. Bold blue: coefficient-level p &lt; 0.05. Core covariates: age, SES composite, household size, PSS total, chronic disease.</w:t>
             </w:r>
           </w:p>
         </w:tc>
@@ -35806,7 +35806,7 @@
         <w:gridCol w:w="1835"/>
         <w:gridCol w:w="1080"/>
         <w:gridCol w:w="1234"/>
-        <w:gridCol w:w="1301"/>
+        <w:gridCol w:w="1080"/>
       </w:tblGrid>
       <w:tr>
         <w:trPr>
@@ -36311,7 +36311,7 @@
                 <w:szCs w:val="20"/>
                 <w:color w:val="FFFFFF"/>
               </w:rPr>
-              <w:t xml:space="preserve">pₐₑⱪ (BH)</w:t>
+              <w:t xml:space="preserve">p (LRT)</w:t>
             </w:r>
           </w:p>
         </w:tc>
@@ -36756,7 +36756,7 @@
                 <w:szCs w:val="19"/>
                 <w:color w:val="8C8C8C"/>
               </w:rPr>
-              <w:t xml:space="preserve">0.328</w:t>
+              <w:t xml:space="preserve">0.315</w:t>
             </w:r>
           </w:p>
         </w:tc>
@@ -37646,7 +37646,7 @@
                 <w:szCs w:val="19"/>
                 <w:color w:val="1E8449"/>
               </w:rPr>
-              <w:t xml:space="preserve">0.012</w:t>
+              <w:t xml:space="preserve">0.010</w:t>
             </w:r>
           </w:p>
         </w:tc>
@@ -41712,7 +41712,7 @@
                 <w:szCs w:val="16"/>
                 <w:color w:val="666666"/>
               </w:rPr>
-              <w:t xml:space="preserve">Each HWISE item tested in a separate adjusted model. OR = odds ratio; 95% CI = confidence interval (logistic regression). Rows sorted by ascending OR estimate. pₐₑⱪ (BH) = LRT p-value adjusted by Benjamini-Hochberg across all emotion models. Green rows: BH-adjusted p &lt; 0.05. Bold blue: unadjusted p &lt; 0.05.</w:t>
+              <w:t xml:space="preserve">Each HWISE item tested in a separate adjusted model. OR = odds ratio; 95% CI = confidence interval (logistic regression). Rows sorted by ascending OR estimate. p (LRT) = likelihood ratio test p-value for the focal predictor. Green rows: p &lt; 0.05. Bold blue: coefficient-level p &lt; 0.05.</w:t>
             </w:r>
           </w:p>
         </w:tc>
